--- a/klagomål/A 32240-2025 FSC-klagomål.docx
+++ b/klagomål/A 32240-2025 FSC-klagomål.docx
@@ -1137,7 +1137,7 @@
     <w:r>
       <w:tab/>
       <w:tab/>
-      <w:t>2025-06-28</w:t>
+      <w:t>2025-06-29</w:t>
       <w:br/>
       <w:br/>
     </w:r>

--- a/klagomål/A 32240-2025 FSC-klagomål.docx
+++ b/klagomål/A 32240-2025 FSC-klagomål.docx
@@ -1137,7 +1137,7 @@
     <w:r>
       <w:tab/>
       <w:tab/>
-      <w:t>2025-06-29</w:t>
+      <w:t>2025-06-30</w:t>
       <w:br/>
       <w:br/>
     </w:r>

--- a/klagomål/A 32240-2025 FSC-klagomål.docx
+++ b/klagomål/A 32240-2025 FSC-klagomål.docx
@@ -1137,7 +1137,7 @@
     <w:r>
       <w:tab/>
       <w:tab/>
-      <w:t>2025-06-30</w:t>
+      <w:t>2025-07-01</w:t>
       <w:br/>
       <w:br/>
     </w:r>

--- a/klagomål/A 32240-2025 FSC-klagomål.docx
+++ b/klagomål/A 32240-2025 FSC-klagomål.docx
@@ -1137,7 +1137,7 @@
     <w:r>
       <w:tab/>
       <w:tab/>
-      <w:t>2025-07-01</w:t>
+      <w:t>2025-07-02</w:t>
       <w:br/>
       <w:br/>
     </w:r>

--- a/klagomål/A 32240-2025 FSC-klagomål.docx
+++ b/klagomål/A 32240-2025 FSC-klagomål.docx
@@ -1137,7 +1137,7 @@
     <w:r>
       <w:tab/>
       <w:tab/>
-      <w:t>2025-07-02</w:t>
+      <w:t>2025-07-03</w:t>
       <w:br/>
       <w:br/>
     </w:r>

--- a/klagomål/A 32240-2025 FSC-klagomål.docx
+++ b/klagomål/A 32240-2025 FSC-klagomål.docx
@@ -1137,7 +1137,7 @@
     <w:r>
       <w:tab/>
       <w:tab/>
-      <w:t>2025-07-03</w:t>
+      <w:t>2025-07-04</w:t>
       <w:br/>
       <w:br/>
     </w:r>

--- a/klagomål/A 32240-2025 FSC-klagomål.docx
+++ b/klagomål/A 32240-2025 FSC-klagomål.docx
@@ -1137,7 +1137,7 @@
     <w:r>
       <w:tab/>
       <w:tab/>
-      <w:t>2025-07-04</w:t>
+      <w:t>2025-07-05</w:t>
       <w:br/>
       <w:br/>
     </w:r>

--- a/klagomål/A 32240-2025 FSC-klagomål.docx
+++ b/klagomål/A 32240-2025 FSC-klagomål.docx
@@ -1137,7 +1137,7 @@
     <w:r>
       <w:tab/>
       <w:tab/>
-      <w:t>2025-07-05</w:t>
+      <w:t>2025-07-06</w:t>
       <w:br/>
       <w:br/>
     </w:r>

--- a/klagomål/A 32240-2025 FSC-klagomål.docx
+++ b/klagomål/A 32240-2025 FSC-klagomål.docx
@@ -1137,7 +1137,7 @@
     <w:r>
       <w:tab/>
       <w:tab/>
-      <w:t>2025-07-06</w:t>
+      <w:t>2025-07-07</w:t>
       <w:br/>
       <w:br/>
     </w:r>

--- a/klagomål/A 32240-2025 FSC-klagomål.docx
+++ b/klagomål/A 32240-2025 FSC-klagomål.docx
@@ -1137,7 +1137,7 @@
     <w:r>
       <w:tab/>
       <w:tab/>
-      <w:t>2025-07-07</w:t>
+      <w:t>2025-07-08</w:t>
       <w:br/>
       <w:br/>
     </w:r>

--- a/klagomål/A 32240-2025 FSC-klagomål.docx
+++ b/klagomål/A 32240-2025 FSC-klagomål.docx
@@ -254,7 +254,25 @@
         <w:t>Lunglav (NT)</w:t>
       </w:r>
       <w:r>
-        <w:t xml:space="preserve"> är en av vårt lands främsta signalarter som överallt indikerar gamla lövträd, skogsbestånd med höga naturvärden och ekosystem med lång skoglig kontinuitet. Lokalt kan förekomsten vara mycket riklig men den hittas nästan enbart i gamla och ej slutavverkade skogar. Artens samtliga förekomster bör uppmärksammas från naturvårdssynpunkt, då många lokaler även hyser andra ovanliga och rödlistade arter. Rikliga förekomster bör skyddas med biotopskydd, frivilliga avsättningar eller reservat (SLU Artdatabanken, 2024; Nitare &amp; Skogsstyrelsen, 2019).</w:t>
+        <w:t xml:space="preserve"> är en av vårt lands främsta signalarter som överallt indikerar gamla lövträd, skogsbestånd med höga naturvärden och ekosystem med lång skoglig kontinuitet. Lokalt kan förekomsten vara mycket riklig men den hittas nästan enbart i gamla och ej slutavverkade skogar. Artens samtliga förekomster bör uppmärksammas från naturvårdssynpunkt, då många lokaler även hyser andra ovanliga och rödlistade arter. Rikliga förekomster bör skyddas med biotopskydd, frivilliga avsättningar eller reservat. Det finns ett antal sällsynta lavparasiter som växer på lunglav: lunglavsknapp (VU), skrovelmössing (DD), lunglavshårprick (DD), </w:t>
+      </w:r>
+      <w:r>
+        <w:rPr>
+          <w:i/>
+        </w:rPr>
+        <w:t>Calycina alstrupii</w:t>
+      </w:r>
+      <w:r>
+        <w:t xml:space="preserve"> (NA) och </w:t>
+      </w:r>
+      <w:r>
+        <w:rPr>
+          <w:i/>
+        </w:rPr>
+        <w:t>Chalara lobariae</w:t>
+      </w:r>
+      <w:r>
+        <w:t xml:space="preserve"> (NA) (SLU Artdatabanken, 2025; SLU Artdatabanken, 2024; Nitare &amp; Skogsstyrelsen, 2019).</w:t>
       </w:r>
     </w:p>
     <w:p>
@@ -952,7 +970,7 @@
         <w:t>Plectocarpon lichenum</w:t>
       </w:r>
       <w:r>
-        <w:t xml:space="preserve"> (VU). Det finns ytterligare två rödlistade parasiter vilka bara förekommer på lunglav, Skrovelmössing </w:t>
+        <w:t xml:space="preserve"> (VU). Det finns ytterligare ett antal parasiter vilka bara förekommer på lunglav: Skrovelmössing </w:t>
       </w:r>
       <w:r>
         <w:rPr>
@@ -970,7 +988,25 @@
         <w:t>Niesslia lobariae</w:t>
       </w:r>
       <w:r>
-        <w:t xml:space="preserve"> (rödlistad som Kunskapsbrist DD). Skrovelmössing (DD) har små svarta apothecier och bruna, 1-septerade sporer och Lunglavshårprick (DD) har brunhåriga perithecier och färglösa, 1-septerade sporer (SLU Artdatabanken, 2024; Nitare &amp; Skogsstyrelsen, 2019).</w:t>
+        <w:t xml:space="preserve"> (rödlistad som Kunskapsbrist DD). Skrovelmössing (DD) har små svarta apothecier och bruna, 1-septerade sporer och Lunglavshårprick (DD) har brunhåriga perithecier och färglösa, 1-septerade sporer. Nyligen har ytterligare två lavparasiter påträffats i Sverige som växer på lunglav: </w:t>
+      </w:r>
+      <w:r>
+        <w:rPr>
+          <w:i/>
+        </w:rPr>
+        <w:t>Calycina alstrupii</w:t>
+      </w:r>
+      <w:r>
+        <w:t xml:space="preserve"> (NA) och </w:t>
+      </w:r>
+      <w:r>
+        <w:rPr>
+          <w:i/>
+        </w:rPr>
+        <w:t>Chalara lobariae</w:t>
+      </w:r>
+      <w:r>
+        <w:t xml:space="preserve"> (NA) (SLU Artdatabanken, 2025; SLU Artdatabanken, 2024; Nitare &amp; Skogsstyrelsen, 2019).</w:t>
       </w:r>
     </w:p>
     <w:p>
@@ -1007,6 +1043,20 @@
       </w:r>
       <w:r>
         <w:t>SLU Artdatabanken, Uppsala.</w:t>
+      </w:r>
+    </w:p>
+    <w:p>
+      <w:r>
+        <w:t xml:space="preserve">SLU Artdatabanken, 2025. </w:t>
+      </w:r>
+      <w:r>
+        <w:rPr>
+          <w:i/>
+        </w:rPr>
+        <w:t xml:space="preserve">Över 20 nya lavparasiter för Sverige. </w:t>
+      </w:r>
+      <w:r>
+        <w:t>https://www.slu.se/artdatabanken/arter-och-natur/artiklar/over-20-nya-lavparasiter-for-sverige/</w:t>
       </w:r>
     </w:p>
     <w:sectPr>
@@ -1137,7 +1187,7 @@
     <w:r>
       <w:tab/>
       <w:tab/>
-      <w:t>2025-07-08</w:t>
+      <w:t>2025-07-09</w:t>
       <w:br/>
       <w:br/>
     </w:r>

--- a/klagomål/A 32240-2025 FSC-klagomål.docx
+++ b/klagomål/A 32240-2025 FSC-klagomål.docx
@@ -1187,7 +1187,7 @@
     <w:r>
       <w:tab/>
       <w:tab/>
-      <w:t>2025-07-09</w:t>
+      <w:t>2025-07-11</w:t>
       <w:br/>
       <w:br/>
     </w:r>

--- a/klagomål/A 32240-2025 FSC-klagomål.docx
+++ b/klagomål/A 32240-2025 FSC-klagomål.docx
@@ -1187,7 +1187,7 @@
     <w:r>
       <w:tab/>
       <w:tab/>
-      <w:t>2025-07-11</w:t>
+      <w:t>2025-07-12</w:t>
       <w:br/>
       <w:br/>
     </w:r>

--- a/klagomål/A 32240-2025 FSC-klagomål.docx
+++ b/klagomål/A 32240-2025 FSC-klagomål.docx
@@ -1187,7 +1187,7 @@
     <w:r>
       <w:tab/>
       <w:tab/>
-      <w:t>2025-07-12</w:t>
+      <w:t>2025-07-13</w:t>
       <w:br/>
       <w:br/>
     </w:r>

--- a/klagomål/A 32240-2025 FSC-klagomål.docx
+++ b/klagomål/A 32240-2025 FSC-klagomål.docx
@@ -1187,7 +1187,7 @@
     <w:r>
       <w:tab/>
       <w:tab/>
-      <w:t>2025-07-13</w:t>
+      <w:t>2025-07-14</w:t>
       <w:br/>
       <w:br/>
     </w:r>

--- a/klagomål/A 32240-2025 FSC-klagomål.docx
+++ b/klagomål/A 32240-2025 FSC-klagomål.docx
@@ -1225,7 +1225,7 @@
     <w:r>
       <w:tab/>
       <w:tab/>
-      <w:t>2025-08-06</w:t>
+      <w:t>2025-08-09</w:t>
       <w:br/>
       <w:br/>
     </w:r>

--- a/klagomål/A 32240-2025 FSC-klagomål.docx
+++ b/klagomål/A 32240-2025 FSC-klagomål.docx
@@ -168,7 +168,7 @@
     </w:p>
     <w:p>
       <w:r>
-        <w:t>Detta dokument behandlar höga naturvärden i avverkningsanmälan A 32240-2025 i Bräcke kommun. Denna avverkningsanmälan inkom 2025-06-27 och omfattar 21,1 ha.</w:t>
+        <w:t>Detta dokument behandlar höga naturvärden i avverkningsanmälan A 32240-2025 i Bräcke kommun. Denna avverkningsanmälan inkom 2025-06-27 14:45:57 och omfattar 21,1 ha.</w:t>
       </w:r>
     </w:p>
     <w:p>

--- a/klagomål/A 32240-2025 FSC-klagomål.docx
+++ b/klagomål/A 32240-2025 FSC-klagomål.docx
@@ -1225,7 +1225,7 @@
     <w:r>
       <w:tab/>
       <w:tab/>
-      <w:t>2025-08-09</w:t>
+      <w:t>2025-08-10</w:t>
       <w:br/>
       <w:br/>
     </w:r>

--- a/klagomål/A 32240-2025 FSC-klagomål.docx
+++ b/klagomål/A 32240-2025 FSC-klagomål.docx
@@ -1225,7 +1225,7 @@
     <w:r>
       <w:tab/>
       <w:tab/>
-      <w:t>2025-08-10</w:t>
+      <w:t>2025-08-11</w:t>
       <w:br/>
       <w:br/>
     </w:r>

--- a/klagomål/A 32240-2025 FSC-klagomål.docx
+++ b/klagomål/A 32240-2025 FSC-klagomål.docx
@@ -1225,7 +1225,7 @@
     <w:r>
       <w:tab/>
       <w:tab/>
-      <w:t>2025-08-11</w:t>
+      <w:t>2025-08-12</w:t>
       <w:br/>
       <w:br/>
     </w:r>

--- a/klagomål/A 32240-2025 FSC-klagomål.docx
+++ b/klagomål/A 32240-2025 FSC-klagomål.docx
@@ -1225,7 +1225,7 @@
     <w:r>
       <w:tab/>
       <w:tab/>
-      <w:t>2025-08-12</w:t>
+      <w:t>2025-08-13</w:t>
       <w:br/>
       <w:br/>
     </w:r>

--- a/klagomål/A 32240-2025 FSC-klagomål.docx
+++ b/klagomål/A 32240-2025 FSC-klagomål.docx
@@ -1225,7 +1225,7 @@
     <w:r>
       <w:tab/>
       <w:tab/>
-      <w:t>2025-08-13</w:t>
+      <w:t>2025-08-14</w:t>
       <w:br/>
       <w:br/>
     </w:r>

--- a/klagomål/A 32240-2025 FSC-klagomål.docx
+++ b/klagomål/A 32240-2025 FSC-klagomål.docx
@@ -1225,7 +1225,7 @@
     <w:r>
       <w:tab/>
       <w:tab/>
-      <w:t>2025-08-14</w:t>
+      <w:t>2025-08-15</w:t>
       <w:br/>
       <w:br/>
     </w:r>

--- a/klagomål/A 32240-2025 FSC-klagomål.docx
+++ b/klagomål/A 32240-2025 FSC-klagomål.docx
@@ -1225,7 +1225,7 @@
     <w:r>
       <w:tab/>
       <w:tab/>
-      <w:t>2025-08-15</w:t>
+      <w:t>2025-08-16</w:t>
       <w:br/>
       <w:br/>
     </w:r>

--- a/klagomål/A 32240-2025 FSC-klagomål.docx
+++ b/klagomål/A 32240-2025 FSC-klagomål.docx
@@ -1225,7 +1225,7 @@
     <w:r>
       <w:tab/>
       <w:tab/>
-      <w:t>2025-08-16</w:t>
+      <w:t>2025-08-17</w:t>
       <w:br/>
       <w:br/>
     </w:r>

--- a/klagomål/A 32240-2025 FSC-klagomål.docx
+++ b/klagomål/A 32240-2025 FSC-klagomål.docx
@@ -1225,7 +1225,7 @@
     <w:r>
       <w:tab/>
       <w:tab/>
-      <w:t>2025-08-17</w:t>
+      <w:t>2025-08-18</w:t>
       <w:br/>
       <w:br/>
     </w:r>

--- a/klagomål/A 32240-2025 FSC-klagomål.docx
+++ b/klagomål/A 32240-2025 FSC-klagomål.docx
@@ -1225,7 +1225,7 @@
     <w:r>
       <w:tab/>
       <w:tab/>
-      <w:t>2025-08-18</w:t>
+      <w:t>2025-08-19</w:t>
       <w:br/>
       <w:br/>
     </w:r>

--- a/klagomål/A 32240-2025 FSC-klagomål.docx
+++ b/klagomål/A 32240-2025 FSC-klagomål.docx
@@ -1225,7 +1225,7 @@
     <w:r>
       <w:tab/>
       <w:tab/>
-      <w:t>2025-08-19</w:t>
+      <w:t>2025-08-20</w:t>
       <w:br/>
       <w:br/>
     </w:r>

--- a/klagomål/A 32240-2025 FSC-klagomål.docx
+++ b/klagomål/A 32240-2025 FSC-klagomål.docx
@@ -1225,7 +1225,7 @@
     <w:r>
       <w:tab/>
       <w:tab/>
-      <w:t>2025-08-20</w:t>
+      <w:t>2025-08-21</w:t>
       <w:br/>
       <w:br/>
     </w:r>

--- a/klagomål/A 32240-2025 FSC-klagomål.docx
+++ b/klagomål/A 32240-2025 FSC-klagomål.docx
@@ -1225,7 +1225,7 @@
     <w:r>
       <w:tab/>
       <w:tab/>
-      <w:t>2025-08-21</w:t>
+      <w:t>2025-08-22</w:t>
       <w:br/>
       <w:br/>
     </w:r>

--- a/klagomål/A 32240-2025 FSC-klagomål.docx
+++ b/klagomål/A 32240-2025 FSC-klagomål.docx
@@ -1225,7 +1225,7 @@
     <w:r>
       <w:tab/>
       <w:tab/>
-      <w:t>2025-08-22</w:t>
+      <w:t>2025-08-23</w:t>
       <w:br/>
       <w:br/>
     </w:r>

--- a/klagomål/A 32240-2025 FSC-klagomål.docx
+++ b/klagomål/A 32240-2025 FSC-klagomål.docx
@@ -1225,7 +1225,7 @@
     <w:r>
       <w:tab/>
       <w:tab/>
-      <w:t>2025-08-23</w:t>
+      <w:t>2025-08-24</w:t>
       <w:br/>
       <w:br/>
     </w:r>

--- a/klagomål/A 32240-2025 FSC-klagomål.docx
+++ b/klagomål/A 32240-2025 FSC-klagomål.docx
@@ -1225,7 +1225,7 @@
     <w:r>
       <w:tab/>
       <w:tab/>
-      <w:t>2025-08-24</w:t>
+      <w:t>2025-08-25</w:t>
       <w:br/>
       <w:br/>
     </w:r>

--- a/klagomål/A 32240-2025 FSC-klagomål.docx
+++ b/klagomål/A 32240-2025 FSC-klagomål.docx
@@ -1225,7 +1225,7 @@
     <w:r>
       <w:tab/>
       <w:tab/>
-      <w:t>2025-08-25</w:t>
+      <w:t>2025-08-26</w:t>
       <w:br/>
       <w:br/>
     </w:r>

--- a/klagomål/A 32240-2025 FSC-klagomål.docx
+++ b/klagomål/A 32240-2025 FSC-klagomål.docx
@@ -1225,7 +1225,7 @@
     <w:r>
       <w:tab/>
       <w:tab/>
-      <w:t>2025-08-26</w:t>
+      <w:t>2025-08-30</w:t>
       <w:br/>
       <w:br/>
     </w:r>

--- a/klagomål/A 32240-2025 FSC-klagomål.docx
+++ b/klagomål/A 32240-2025 FSC-klagomål.docx
@@ -191,7 +191,7 @@
     </w:p>
     <w:p>
       <w:r>
-        <w:t>I avverkningsanmälan har följande 3 naturvårdsarter hittats: lunglav (NT), stuplav (S) och lavskrika (§4). Av dessa är 1 rödlistade. För rödlistade arter har rödlistekategorin angivits inom parentes. Arter som är signalarter enligt Skogsstyrelsen har markerats med (S). För fridlysta arter anges även paragrafen i Artskyddsförordningen som arten är fridlyst enligt.</w:t>
+        <w:t>I avverkningsanmälan har följande 25 naturvårdsarter hittats: knärot (VU, §8), blå taggsvamp (NT), garnlav (NT), grantaggsvamp (NT), järpe (NT, §4), kolflarnlav (NT), lunglav (NT), mörk kolflarnlav (NT), orange taggsvamp (NT), skogshare (NT), skrovellav (NT), talltita (NT, §4), tretåig hackspett (NT, §4), bårdlav (S), dropptaggsvamp (S), grönpyrola (S), luddlav (S), norrlandslav (S), nästlav (S), plattlummer (S, §9), stuplav (S), lavskrika (§4), fläcknycklar (§8), nattviol (§8) och revlummer (§9). Av dessa är 13 rödlistade. För rödlistade arter har rödlistekategorin angivits inom parentes. Arter som är signalarter enligt Skogsstyrelsen har markerats med (S). För fridlysta arter anges även paragrafen i Artskyddsförordningen som arten är fridlyst enligt.</w:t>
       </w:r>
     </w:p>
     <w:p>
@@ -206,7 +206,7 @@
       <w:r>
         <w:drawing>
           <wp:inline xmlns:a="http://schemas.openxmlformats.org/drawingml/2006/main" xmlns:pic="http://schemas.openxmlformats.org/drawingml/2006/picture">
-            <wp:extent cx="5486400" cy="3270994"/>
+            <wp:extent cx="5486400" cy="3211184"/>
             <wp:docPr id="1" name="Picture 1"/>
             <wp:cNvGraphicFramePr>
               <a:graphicFrameLocks noChangeAspect="1"/>
@@ -227,7 +227,7 @@
                   <pic:spPr>
                     <a:xfrm>
                       <a:off x="0" y="0"/>
-                      <a:ext cx="5486400" cy="3270994"/>
+                      <a:ext cx="5486400" cy="3211184"/>
                     </a:xfrm>
                     <a:prstGeom prst="rect"/>
                   </pic:spPr>
@@ -251,6 +251,61 @@
         <w:rPr>
           <w:b/>
         </w:rPr>
+        <w:t xml:space="preserve">Blå taggsvamp (NT) </w:t>
+      </w:r>
+      <w:r>
+        <w:t>är en karaktärsart i såväl örtrika kalkbarrskogar som i torra sandtallskogar där det föreligger gammal skog med långvarig trädkontinuitet. Är sällsynt och mycket kravfull i södra och mellersta Sverige. Den hotas främst av skogsavverkning och tycks försvinna efter slutavverkning, markberedning och plantering. I kalkgranskogar verkar arten vara mycket känslig. Granskogar med arten bör formellt skydddas (SLU Artdatabanken, 2024; Nitare &amp; Skogsstyrelsen, 2019).</w:t>
+      </w:r>
+    </w:p>
+    <w:p>
+      <w:r>
+        <w:rPr>
+          <w:b/>
+        </w:rPr>
+        <w:t>Garnlav (NT)</w:t>
+      </w:r>
+      <w:r>
+        <w:t xml:space="preserve"> är en utpräglad barrskogsart som ibland kan drapera träden i norrländska grannaturskogar med hög luftfuktighet. Den förekommer även i talldominerade bestånd där den, förutom i trädens grenverk, påträffas hängande över ojämnheter i tallbarken. Arten har minskat starkt i södra och mellersta Sverige och den minskar även i sitt nordliga utbredningsområde. Orsaken till tillbakagången beror främst på slutavverkningar av naturskogsartade skogar. Bestånd med riklig förekomst bör regelmässigt sparas. Garnlav är värdväxt för den mycket sällsynta och akut hotade fjärilen barrskogslavfly (CR) som hör hemma i boreala barrskogar med riklig förekomst av värdväxten. Tidigare kunde arten konstateras årligen på flera platser vid Dala-Floda i Dalarna innan lokalerna kalavverkades. Senaste fyndet i landet av barrskogslavfly är från år 2000 då den påträffades vid Högberget i Sollefteå kommun (SLU Artdatabanken, 2024).</w:t>
+      </w:r>
+    </w:p>
+    <w:p>
+      <w:r>
+        <w:rPr>
+          <w:b/>
+        </w:rPr>
+        <w:t xml:space="preserve">Grantaggsvamp (NT) </w:t>
+      </w:r>
+      <w:r>
+        <w:t>påträffas främst i mossiga och örtrika äldre granskogar på kalkrik mark i något fuktiga lägen, och i norr även i mager tallskog med lång kontinuitet. Arten missgynnas generellt av trakthyggesbruket och en långsiktig tillgång till värdträd bör säkras genom att man undviker att avverka kända växtplatser (SLU Artdatabanken, 2024).</w:t>
+      </w:r>
+    </w:p>
+    <w:p>
+      <w:r>
+        <w:rPr>
+          <w:b/>
+        </w:rPr>
+        <w:t xml:space="preserve">Grönpyrola </w:t>
+      </w:r>
+      <w:r>
+        <w:t>växer främst på sandig, torr eller frisk mark i äldre barrskog, ofta på isälvsmaterial såsom sand och grus. Den påträffas främst i äldre naturligt uppkomna barrskogar, exempelvis på tallmoar, i åssluttningar, dyner och rasbranter. Arten är känslig för skogsbruksmetoder såsom slutavverkning och markberedning (Nitare &amp; Skogsstyrelsen, 2019).</w:t>
+      </w:r>
+    </w:p>
+    <w:p>
+      <w:r>
+        <w:rPr>
+          <w:b/>
+        </w:rPr>
+        <w:t>Kolflarnlav (NT)</w:t>
+      </w:r>
+      <w:r>
+        <w:t xml:space="preserve"> är brandberoende och växer nästan uteslutande på kolad hård kärnved av tall. Etableringen verkar ske först 100–300 år efter brand och nytt substrat nybildas i mycket begränsad omfattning. Avverkning av tallskog av naturskogskaraktär med spår av återkommande bränder är ett hot och mängden lämplig ved att växa på för arten minskar dels på grund av naturlig nedbrytning men framförallt på grund av att det förstörs i samband med slutavverkningar, gallringar och markberedning. Såväl kolflarnlav som mörk kolflarnlav har glänsande bålfjäll och förekommer främst i tall- och blandbarrskogar av naturskogskaraktär med spår av återkommande bränder. Skogar som dessa hyser höga biologiska värden och bör skyddas (SLU Artdatabanken, 2024).</w:t>
+      </w:r>
+    </w:p>
+    <w:p>
+      <w:r>
+        <w:rPr>
+          <w:b/>
+        </w:rPr>
         <w:t>Lunglav (NT)</w:t>
       </w:r>
       <w:r>
@@ -280,6 +335,48 @@
         <w:rPr>
           <w:b/>
         </w:rPr>
+        <w:t>Mörk kolflarnlav (NT)</w:t>
+      </w:r>
+      <w:r>
+        <w:t xml:space="preserve"> är brandberoende och växer nästan uteslutande på kolad hård kärnved av tall. Arten förekommer främst i glesa, öppna tall- och blandbarrskogar av naturskogskaraktär och etableringen verkar ske sent efter brand, kanske först efter 100–300 år. Mörk kolflarnlav indikerar skog med höga naturvärden och vanligast är att den påträffas på rester av nedbrunna torrakor och högstubbar och lågstubbar som är så grova att hela innandömet är urbränt. Tall- och blandbarrskogar av naturskogskaraktär med spår av återkommande bränder hyser höga biologiska värden och bör skyddas (SLU Artdatabanken, 2024).</w:t>
+      </w:r>
+    </w:p>
+    <w:p>
+      <w:r>
+        <w:rPr>
+          <w:b/>
+        </w:rPr>
+        <w:t xml:space="preserve">Orange taggsvamp (NT) </w:t>
+      </w:r>
+      <w:r>
+        <w:t>bildar mykorrhiza med både gran och tall och den förekommer främst i äldre barrskogar med kontinuitetsskogskaraktär. Mest frekvent är den i äldre mossrik granskog, men då bara i skogar inom granens naturliga utbredningsområde och i bestånd med långvarig grankontinuitet. Den totala populationen i landet bedöms ha minskat kraftigt och fortsatt kommer att minska då arten är knuten till en produktiv skogsmiljö som successivt avverkas. Arten hotas främst av skogsavverkning och tycks försvinna efter slutavverkning, markberedning och plantering och det är inte känt att arten har återkommit i anlagd skog på tidigare kalmark (SLU Artdatabanken, 2024).</w:t>
+      </w:r>
+    </w:p>
+    <w:p>
+      <w:r>
+        <w:rPr>
+          <w:b/>
+        </w:rPr>
+        <w:t>Skrovellav (NT)</w:t>
+      </w:r>
+      <w:r>
+        <w:t xml:space="preserve"> växer på gamla lövträd och på klippor i gamla skogar med hög och jämn luftfuktighet. Slutavverkning av kontinuitetsskog utgör det största hotet och lavens fortsatta förekomst bör säkerställas genom att lokaler med äldre skog skyddas. I områden med mycket hög luftfuktighet kan man på bålen av skrovellav finna en sällsynt parasitsvamp med rödbruna apothecier, skrovellavsknapp </w:t>
+      </w:r>
+      <w:r>
+        <w:rPr>
+          <w:i/>
+        </w:rPr>
+        <w:t>Plectocarpon scrobiculatae</w:t>
+      </w:r>
+      <w:r>
+        <w:t xml:space="preserve"> (EN) (SLU Artdatabanken, 2024; Nitare &amp; Skogsstyrelsen, 2019).</w:t>
+      </w:r>
+    </w:p>
+    <w:p>
+      <w:r>
+        <w:rPr>
+          <w:b/>
+        </w:rPr>
         <w:t>Stuplav</w:t>
       </w:r>
       <w:r>
@@ -305,7 +402,7 @@
     </w:p>
     <w:p>
       <w:r>
-        <w:t>Följande fridlysta arter har sina livsmiljöer och växtplatser i den avverkningsanmälda skogen: lavskrika (§4).</w:t>
+        <w:t>Följande fridlysta arter har sina livsmiljöer och växtplatser i den avverkningsanmälda skogen: knärot (VU, §8), järpe (NT, §4), talltita (NT, §4), tretåig hackspett (NT, §4), plattlummer (S, §9), lavskrika (§4), fläcknycklar (§8), nattviol (§8) och revlummer (§9).</w:t>
       </w:r>
     </w:p>
     <w:p>
@@ -327,6 +424,17 @@
         <w:rPr>
           <w:b/>
         </w:rPr>
+        <w:t>Järpe (NT, §4)</w:t>
+      </w:r>
+      <w:r>
+        <w:t>, rödlistad som nära hotad och prioriterad art i Skogsvårdslagen har häckningsrevir i avverkningsanmälan. Arten har minskat med 25 (10–40) % under de senaste 12 åren och är mycket stationär inom sitt revir som är minst 25 hektar stort. Dess livsmiljöer utgörs av tät barrskog med inblandning av lövträd och en väl utvecklad flerskiktad struktur med bärris och yngre eller undertryckta, täta granar i ett lägre skikt, ofta utmed bäckar och åar inne i den skyddande granskogen. Järpen överlever inte om dess livsmiljö kalavverkas och är även känslig för röjning, gallring och avverkning där unga granar och lövträd inte sparas i tillräcklig omfattning (SLU Artdatabanken, 2022).</w:t>
+      </w:r>
+    </w:p>
+    <w:p>
+      <w:r>
+        <w:rPr>
+          <w:b/>
+        </w:rPr>
         <w:t>Knärot (VU, §8)</w:t>
       </w:r>
       <w:r>
@@ -335,7 +443,7 @@
     </w:p>
     <w:p>
       <w:r>
-        <w:t>I det avverkningsanmälda området finns 0 fyndplatser för knärot registrerade på Artportalen. Figur 2 visar gränserna för buffertzoner på 50 m, som behöver lämnas kring fyndplatserna för att knärotslokalerna inte ska försvinna vid en avverkning. Av det avverkningsanmälda området överlappar 0.33 ha med buffertzonerna och får av detta skäl inte avverkas.</w:t>
+        <w:t>I det avverkningsanmälda området finns 39 fyndplatser för knärot registrerade på Artportalen. Figur 2 visar gränserna för buffertzoner på 50 m, som behöver lämnas kring fyndplatserna för att knärotslokalerna inte ska försvinna vid en avverkning. Av det avverkningsanmälda området överlappar 10.56 ha med buffertzonerna och får av detta skäl inte avverkas.</w:t>
       </w:r>
     </w:p>
     <w:p>
@@ -403,6 +511,28 @@
     </w:p>
     <w:p>
       <w:r>
+        <w:rPr>
+          <w:b/>
+        </w:rPr>
+        <w:t>Talltita (NT, §4)</w:t>
+      </w:r>
+      <w:r>
+        <w:t>, rödlistad som nära hotad och prioriterad art i Skogsvårdslagen har häckningsrevir i anmälan. Arten har minskat kraftigt de senaste 30 åren och minskningstakten innevarande 10-årsperiod beräknas till 20 (10–30) %. Talltitan är synnerligen trogen sitt cirka 15 hektar stora revir och är beroende av flerskiktade olikåldriga skogar för att kunna föda upp sina ungar. Talltitan försvinner om dess livsmiljö kalavverkas (Eggers &amp; Low (2014); Ekman (1979); Griesser et al (2007); Klein (2020); Siffczyk et al (2003); SLU Artdatabanken (2021).</w:t>
+      </w:r>
+    </w:p>
+    <w:p>
+      <w:r>
+        <w:rPr>
+          <w:b/>
+        </w:rPr>
+        <w:t>Tretåig hackspett (NT, §4)</w:t>
+      </w:r>
+      <w:r>
+        <w:t xml:space="preserve"> är rödlistad som nära hotad och ingår i bilaga 1 i EU:s fågeldirektiv. Tretåig hackspett är för sin överlevnad beroende av kontinuerlig tillförsel av äldre döende och död ved, som sker genom naturliga självgallringsprocesser i äldre grannaturskogar och barrblandade naturskogar. Om en skog genom skogsbruk gallras eller glesas ur så upphör och uteblir i stort sett den naturliga självgallringsprocessen för mycket lång tid framöver vilket omöjliggör upprätthållandet av den kontinuerliga ekologiska funktionen i ett område. Det finns studier som visar att naturskogens självgallringsprocess som den tretåiga hackspetten är beroende av, inte kan ersättas med efterlämnad hänsyn i skogsbruket (Imbeau &amp; Desrochers, 2002). Storleken på häckningsreviret varierar med skogstypen, förekomsten av död ved och graden av fragmentering, men är i allmänhet i storleksordningen 25–100 hektar. Vintertid krävs ofta betydligt större områden och det finns studier som antyder att arten behöver minst 100 hektar äldre skog. I områden med låg bonitet kan det behövas över 200 hektar lämpligt habitat för att ett par ska kunna reproducera sig. Områden med dokumenterad permanent förekomst i naturskogsmiljöer har vanligen så stora naturvärden att skogsbruk är olämpligt (Skogsstyrelsen, 2016).</w:t>
+      </w:r>
+    </w:p>
+    <w:p>
+      <w:r>
         <w:t>I BILAGA 1 finns mer detaljerad information om ekologi samt krav på livsmiljö hos fridlysta arter.</w:t>
       </w:r>
     </w:p>
@@ -491,10 +621,18 @@
         <w:rPr>
           <w:b/>
         </w:rPr>
-        <w:t xml:space="preserve">6.4.3 </w:t>
-      </w:r>
-      <w:r>
-        <w:t>Bevarandeåtgärder genomförs för de kända förekomster av rödlistade arter som påverkas av skogsbruk.</w:t>
+        <w:t xml:space="preserve">6.4.1 </w:t>
+      </w:r>
+      <w:r>
+        <w:t>Följande biotoper undantas från alla skogsbruksåtgärder, förutom åtgärder påkallade för att bevara eller främja biotopens naturliga eller hävdbetingade biologiska mångfald:</w:t>
+      </w:r>
+    </w:p>
+    <w:p>
+      <w:pPr>
+        <w:ind w:left="357"/>
+      </w:pPr>
+      <w:r>
+        <w:t>b) nyckelbiotoper enligt Skogsstyrelsens definition och metod (1995)</w:t>
       </w:r>
     </w:p>
     <w:p>
@@ -512,15 +650,7 @@
         <w:rPr>
           <w:i/>
         </w:rPr>
-        <w:t>I det avverkningsanmälda skogsområdet har 3 naturvårdsarter varav 1 rödlistade arter sina livsmiljöer och växtplatser.</w:t>
-      </w:r>
-    </w:p>
-    <w:p>
-      <w:pPr>
-        <w:pStyle w:val="Heading2"/>
-      </w:pPr>
-      <w:r>
-        <w:t>Ur Chain of Custody Certification (FSC-STD-40-004 ver 3.0)</w:t>
+        <w:t>I det avverkningsanmälda skogsområdet har 21 rödlistade arter och signalarter påträffats. Detta ska jämföras med Skogsstyrelsens uppföljning 2017 av nyckelbiotoper som visade att man i genomsnitt hittar 20,6 olika rödlistade arter och signalarter i en nyckelbiotop (Wijk, S. 2017. Biologisk mångfald i nyckelbiotoper – Resultat från inventeringen “Uppföljning biologisk mångfald” 2009–2015. Rapport 4/2017 Skogsstyrelsen, Jönköping).</w:t>
       </w:r>
     </w:p>
     <w:p>
@@ -528,63 +658,10 @@
         <w:rPr>
           <w:b/>
         </w:rPr>
-        <w:t xml:space="preserve">1.3 </w:t>
-      </w:r>
-      <w:r>
-        <w:t xml:space="preserve">The organization shall commit to the FSC values as defined in FSC-POL-01-004 Policy for the Association of Organizations with FSC. </w:t>
-      </w:r>
-    </w:p>
-    <w:p>
-      <w:pPr>
-        <w:pStyle w:val="Heading2"/>
-      </w:pPr>
-      <w:r>
-        <w:t>Ur FSC:s policy för associerade organisationer (FSC-POL-01-004)</w:t>
-      </w:r>
-    </w:p>
-    <w:p>
-      <w:r>
-        <w:t xml:space="preserve">Som “Chain of Custody”-certifierad organisation är skogsbolaget bunden av de fastställda reglerna i Del 1 Punkt 1 c) i Policy för organisationer associerade med FSC (FSC-POL-01-004 V2-0 EN + SVE version 2012-03-02): </w:t>
-      </w:r>
-    </w:p>
-    <w:p>
-      <w:pPr>
-        <w:pStyle w:val="ListNumber"/>
-      </w:pPr>
-      <w:r>
-        <w:t>De organisationer FSC kan acceptera association med får inte direkt eller indirekt ha några kopplingar till nedanstående, oacceptabla aktiviteter:</w:t>
-      </w:r>
-    </w:p>
-    <w:p>
-      <w:pPr>
-        <w:ind w:left="357"/>
-      </w:pPr>
-      <w:r>
-        <w:t>a) Olaglig skogsavverkning och handel med olagligt avverkat virke eller skogsprodukter</w:t>
-      </w:r>
-    </w:p>
-    <w:p>
-      <w:pPr>
-        <w:ind w:left="357"/>
-      </w:pPr>
-      <w:r>
-        <w:t>...</w:t>
-      </w:r>
-    </w:p>
-    <w:p>
-      <w:pPr>
-        <w:ind w:left="357"/>
-      </w:pPr>
-      <w:r>
-        <w:t>c) Skogsbruk som förstör höga naturvärden</w:t>
-      </w:r>
-    </w:p>
-    <w:p>
-      <w:pPr>
-        <w:ind w:left="357"/>
-      </w:pPr>
-      <w:r>
-        <w:t>d) Betydande omvandling av skog till plantager eller annan, icke skoglig, markanvändning</w:t>
+        <w:t xml:space="preserve">6.4.3 </w:t>
+      </w:r>
+      <w:r>
+        <w:t>Bevarandeåtgärder genomförs för de kända förekomster av rödlistade arter som påverkas av skogsbruk.</w:t>
       </w:r>
     </w:p>
     <w:p>
@@ -602,7 +679,7 @@
         <w:rPr>
           <w:i/>
         </w:rPr>
-        <w:t>Avverkning av skog med höga naturvärden samt skada på fridlysta arter strider både mot FSC Controlled Wood-standarden och FSC:s policy for associerade organisationer.</w:t>
+        <w:t>I det avverkningsanmälda skogsområdet har 25 naturvårdsarter varav 13 rödlistade arter sina livsmiljöer och växtplatser.</w:t>
       </w:r>
     </w:p>
     <w:p>
@@ -610,12 +687,31 @@
         <w:pStyle w:val="Heading2"/>
       </w:pPr>
       <w:r>
-        <w:t>Ur FSC Controlled Wood (FSC-STD-40-005)</w:t>
-      </w:r>
-    </w:p>
-    <w:p>
-      <w:r>
-        <w:t>Virke som inte accepteras i FSC-märkta produkter (oacceptabelt ursprung) enligt FSC Controlled Wood (FSC-STD-40-005):</w:t>
+        <w:t>Ur Chain of Custody Certification (FSC-STD-40-004 ver 3.0)</w:t>
+      </w:r>
+    </w:p>
+    <w:p>
+      <w:r>
+        <w:rPr>
+          <w:b/>
+        </w:rPr>
+        <w:t xml:space="preserve">1.3 </w:t>
+      </w:r>
+      <w:r>
+        <w:t xml:space="preserve">The organization shall commit to the FSC values as defined in FSC-POL-01-004 Policy for the Association of Organizations with FSC. </w:t>
+      </w:r>
+    </w:p>
+    <w:p>
+      <w:pPr>
+        <w:pStyle w:val="Heading2"/>
+      </w:pPr>
+      <w:r>
+        <w:t>Ur FSC:s policy för associerade organisationer (FSC-POL-01-004)</w:t>
+      </w:r>
+    </w:p>
+    <w:p>
+      <w:r>
+        <w:t xml:space="preserve">Som “Chain of Custody”-certifierad organisation är skogsbolaget bunden av de fastställda reglerna i Del 1 Punkt 1 c) i Policy för organisationer associerade med FSC (FSC-POL-01-004 V2-0 EN + SVE version 2012-03-02): </w:t>
       </w:r>
     </w:p>
     <w:p>
@@ -623,31 +719,39 @@
         <w:pStyle w:val="ListNumber"/>
       </w:pPr>
       <w:r>
-        <w:t>Illegalt avverkat virke.</w:t>
+        <w:t>De organisationer FSC kan acceptera association med får inte direkt eller indirekt ha några kopplingar till nedanstående, oacceptabla aktiviteter:</w:t>
       </w:r>
     </w:p>
     <w:p>
       <w:pPr>
-        <w:pStyle w:val="ListNumber"/>
+        <w:ind w:left="357"/>
       </w:pPr>
       <w:r>
+        <w:t>a) Olaglig skogsavverkning och handel med olagligt avverkat virke eller skogsprodukter</w:t>
+      </w:r>
+    </w:p>
+    <w:p>
+      <w:pPr>
+        <w:ind w:left="357"/>
+      </w:pPr>
+      <w:r>
         <w:t>...</w:t>
       </w:r>
     </w:p>
     <w:p>
       <w:pPr>
-        <w:pStyle w:val="ListNumber"/>
+        <w:ind w:left="357"/>
       </w:pPr>
       <w:r>
-        <w:t>Virke från avverkningar som hotar höga naturvärden.</w:t>
+        <w:t>c) Skogsbruk som förstör höga naturvärden</w:t>
       </w:r>
     </w:p>
     <w:p>
       <w:pPr>
-        <w:pStyle w:val="ListNumber"/>
+        <w:ind w:left="357"/>
       </w:pPr>
       <w:r>
-        <w:t>Virke från skog som konverteras till plantager eller icke-skogligt bruk.</w:t>
+        <w:t>d) Betydande omvandling av skog till plantager eller annan, icke skoglig, markanvändning</w:t>
       </w:r>
     </w:p>
     <w:p>
@@ -670,15 +774,47 @@
     </w:p>
     <w:p>
       <w:pPr>
-        <w:pStyle w:val="Heading1"/>
+        <w:pStyle w:val="Heading2"/>
       </w:pPr>
       <w:r>
-        <w:t>Ur PEFC-standarden gällande lagefterlevnad</w:t>
-      </w:r>
-    </w:p>
-    <w:p>
-      <w:r>
-        <w:t>PEFC-standarden förutsätter att tillämplig svensk lagstiftning följs. Det är utsedd tillsynsmyndighet som ansvarar för tillsyn av lagens efterlevnad. PEFC-standarden återger innehållet i vissa certifieringskritiska lag- och föreskriftskrav vilka ska ingå i granskning av PEFC-systemets efterlevnad.</w:t>
+        <w:t>Ur FSC Controlled Wood (FSC-STD-40-005)</w:t>
+      </w:r>
+    </w:p>
+    <w:p>
+      <w:r>
+        <w:t>Virke som inte accepteras i FSC-märkta produkter (oacceptabelt ursprung) enligt FSC Controlled Wood (FSC-STD-40-005):</w:t>
+      </w:r>
+    </w:p>
+    <w:p>
+      <w:pPr>
+        <w:pStyle w:val="ListNumber"/>
+      </w:pPr>
+      <w:r>
+        <w:t>Illegalt avverkat virke.</w:t>
+      </w:r>
+    </w:p>
+    <w:p>
+      <w:pPr>
+        <w:pStyle w:val="ListNumber"/>
+      </w:pPr>
+      <w:r>
+        <w:t>...</w:t>
+      </w:r>
+    </w:p>
+    <w:p>
+      <w:pPr>
+        <w:pStyle w:val="ListNumber"/>
+      </w:pPr>
+      <w:r>
+        <w:t>Virke från avverkningar som hotar höga naturvärden.</w:t>
+      </w:r>
+    </w:p>
+    <w:p>
+      <w:pPr>
+        <w:pStyle w:val="ListNumber"/>
+      </w:pPr>
+      <w:r>
+        <w:t>Virke från skog som konverteras till plantager eller icke-skogligt bruk.</w:t>
       </w:r>
     </w:p>
     <w:p>
@@ -696,6 +832,37 @@
         <w:rPr>
           <w:i/>
         </w:rPr>
+        <w:t>Avverkning av skog med höga naturvärden samt skada på fridlysta arter strider både mot FSC Controlled Wood-standarden och FSC:s policy for associerade organisationer.</w:t>
+      </w:r>
+    </w:p>
+    <w:p>
+      <w:pPr>
+        <w:pStyle w:val="Heading1"/>
+      </w:pPr>
+      <w:r>
+        <w:t>Ur PEFC-standarden gällande lagefterlevnad</w:t>
+      </w:r>
+    </w:p>
+    <w:p>
+      <w:r>
+        <w:t>PEFC-standarden förutsätter att tillämplig svensk lagstiftning följs. Det är utsedd tillsynsmyndighet som ansvarar för tillsyn av lagens efterlevnad. PEFC-standarden återger innehållet i vissa certifieringskritiska lag- och föreskriftskrav vilka ska ingå i granskning av PEFC-systemets efterlevnad.</w:t>
+      </w:r>
+    </w:p>
+    <w:p>
+      <w:pPr>
+        <w:pStyle w:val="ListBullet"/>
+      </w:pPr>
+      <w:r>
+        <w:rPr>
+          <w:b/>
+          <w:i/>
+        </w:rPr>
+        <w:t xml:space="preserve">Kommentar: </w:t>
+      </w:r>
+      <w:r>
+        <w:rPr>
+          <w:i/>
+        </w:rPr>
         <w:t>I den avverkningsanmälda skogen har fridlysta arter sina livsmiljöer och växtplatser. Att skada de fridlysta arternas livsmiljöer, växtplatser eller ekologiska funktion är inte tillåtet enligt artskyddsförordningen</w:t>
       </w:r>
     </w:p>
@@ -712,6 +879,46 @@
         <w:t>BILAGA 1 –</w:t>
         <w:br/>
         <w:t>Fridlysta och rödlistade arter</w:t>
+      </w:r>
+    </w:p>
+    <w:p>
+      <w:pPr>
+        <w:pStyle w:val="Heading1"/>
+      </w:pPr>
+      <w:r>
+        <w:t>Järpe – ekologi samt krav på livsmiljön</w:t>
+      </w:r>
+    </w:p>
+    <w:p>
+      <w:r>
+        <w:t>Järpe är rödlistad som nära hotad (NT), fridlyst enligt 4§ Artskyddsförordningen och prioriterad art i Skogsvårdslagen. Järpen, som minskat med 25 (10–40) % under de senaste 12 åren, har sina livsmiljöer i tät barrskog med inblandning av lövträd och en väl utvecklad flerskiktad struktur med bärris och yngre eller undertryckta, täta granar i ett lägre skikt, ofta utmed bäckar och åar inne i den skyddande granskogen.</w:t>
+      </w:r>
+    </w:p>
+    <w:p>
+      <w:r>
+        <w:t>Arten behöver lämpliga skogsbestånd om sammanlagt minst 25 hektar. Den är mycket stationär inom sitt revir och när ett par etablerat sig stannar de så länge miljön är intakt. Den undviker öppen mark och förﬂyttar sig sällan över större öppna myrar eller åkermark, och är därför känslig för fragmentering. Järpen överlever inte om dess livsmiljö kalavverkas och är även känslig för röjning, gallring och avverkning där unga granar och lövträd inte sparas i tillräcklig omfattning (SLU Artdatabanken, 2022).</w:t>
+      </w:r>
+    </w:p>
+    <w:p>
+      <w:pPr>
+        <w:pStyle w:val="Heading2"/>
+      </w:pPr>
+      <w:r>
+        <w:t>Referenser – järpe</w:t>
+      </w:r>
+    </w:p>
+    <w:p>
+      <w:r>
+        <w:t xml:space="preserve">SLU Artdatabanken, 2022. </w:t>
+      </w:r>
+      <w:r>
+        <w:rPr>
+          <w:i/>
+        </w:rPr>
+        <w:t xml:space="preserve">Artfaktablad. Naturvård – artfakta. </w:t>
+      </w:r>
+      <w:r>
+        <w:t>SLU Artdatabanken, Uppsala</w:t>
       </w:r>
     </w:p>
     <w:p>
@@ -1095,6 +1302,289 @@
       </w:r>
       <w:r>
         <w:t>https://www.slu.se/artdatabanken/arter-och-natur/artiklar/over-20-nya-lavparasiter-for-sverige/</w:t>
+      </w:r>
+    </w:p>
+    <w:p>
+      <w:pPr>
+        <w:pStyle w:val="Heading1"/>
+      </w:pPr>
+      <w:r>
+        <w:t>Talltita – ekologi samt krav på livsmiljön</w:t>
+      </w:r>
+    </w:p>
+    <w:p>
+      <w:r>
+        <w:t>Talltita är rödlistad som NT, fridlyst och prioriterad art i Skogsvårdslagen. Den omfattas av EU:s fågeldirektiv. Arten har minskat kraftigt de senaste 30 åren och minskningstakten innevarande 10-årsperiod beräknas till 20 (10–30) % (SLU Artdatabanken, 2022).</w:t>
+      </w:r>
+    </w:p>
+    <w:p>
+      <w:r>
+        <w:t>Talltita föredrar större sammanhängande barrskogar, och finns såväl i tallskog som granskog och i lövblandad barrskog. Skogens struktur är viktig och ska helst vara flerskiktad med riklig underväxt av mindre granar, björk och andra lövträd och buskar. Tillgång på murknande högstubbar är särskilt viktig, eftersom talltitan helst själv hackar ut sitt bohål (SLU Artdatabanken, 2022).</w:t>
+      </w:r>
+    </w:p>
+    <w:p>
+      <w:r>
+        <w:t>Det finns flera studier som visar att talltita är känslig för gallring och inte överlever när dess livsmiljö kalavverkas (Eggers and Low, 2014; Griesser et al., 2007; Klein, 2020). Talltitans revir är förhållandevis stora, 10–20 hektar och arten missgynnas när skogen fragmenteras. Kalavverkning av större delar av reviret innebär att det överges (Artdatabanken, 2021).</w:t>
+      </w:r>
+    </w:p>
+    <w:p>
+      <w:r>
+        <w:t>Talltitan är synnerligen trogen sitt revir så länge paret lever och biotopen förblir intakt. Paret stannar i sitt revir året om. En förlust av ett revir har därför en stor inverkan på den lokala populationen och trakthyggesbruket anses vara orsak till den svenska populationens kraftiga minskning. Talltiteparets revirtrohet innebär att närhelst under året man observerar en adult talltita så ingår denna plats i reviret (Siffczyk et al., 2003; Ekman, 1979).</w:t>
+      </w:r>
+    </w:p>
+    <w:p>
+      <w:pPr>
+        <w:pStyle w:val="Heading2"/>
+      </w:pPr>
+      <w:r>
+        <w:t>Referenser – talltita</w:t>
+      </w:r>
+    </w:p>
+    <w:p>
+      <w:r>
+        <w:t xml:space="preserve">Eggers, S., Low, M., 2014. </w:t>
+      </w:r>
+      <w:r>
+        <w:rPr>
+          <w:i/>
+        </w:rPr>
+        <w:t xml:space="preserve">Differential demographic responses of sympatric Parids to vegetation management in boreal forest. </w:t>
+      </w:r>
+      <w:r>
+        <w:t>For. Ecol. Manage. 319, 169–175.</w:t>
+      </w:r>
+    </w:p>
+    <w:p>
+      <w:r>
+        <w:t xml:space="preserve">Ekman, J., 1979. </w:t>
+      </w:r>
+      <w:r>
+        <w:rPr>
+          <w:i/>
+        </w:rPr>
+        <w:t xml:space="preserve">Coherence, composition and territories of winter social groups of the Willow Tit Parus montanus and the Crested Tit P. cristatus. </w:t>
+      </w:r>
+      <w:r>
+        <w:t>Ornis Scandinavica, 10, pp 56–68</w:t>
+      </w:r>
+    </w:p>
+    <w:p>
+      <w:r>
+        <w:t xml:space="preserve">Griesser, M., Nystrand, M., Eggers, S., Ekman, J., 2007. </w:t>
+      </w:r>
+      <w:r>
+        <w:rPr>
+          <w:i/>
+        </w:rPr>
+        <w:t xml:space="preserve">Impact of forestry practices on fitness correlates and population productivity in an open-nesting bird species. </w:t>
+      </w:r>
+      <w:r>
+        <w:t>Conserv. Biol. 21, 767–774. https://doi.org/10.1111/j.1523- 1739.2007.00675.x</w:t>
+      </w:r>
+    </w:p>
+    <w:p>
+      <w:r>
+        <w:t xml:space="preserve">Klein, J., 2020. </w:t>
+      </w:r>
+      <w:r>
+        <w:rPr>
+          <w:i/>
+        </w:rPr>
+        <w:t xml:space="preserve">The forgotten forest – On thinning, retention, and biodiversity in the boreal forest. </w:t>
+      </w:r>
+      <w:r>
+        <w:t>Doctoral Thesis No. 2020:50</w:t>
+      </w:r>
+    </w:p>
+    <w:p>
+      <w:r>
+        <w:t xml:space="preserve">Siffczyk, C., Brotons, L., Kangas, K., Orell, M., 2003. </w:t>
+      </w:r>
+      <w:r>
+        <w:rPr>
+          <w:i/>
+        </w:rPr>
+        <w:t xml:space="preserve">Home range size of willow tits. </w:t>
+      </w:r>
+      <w:r>
+        <w:t>Oecologica, 136, 635–642 (2003)</w:t>
+      </w:r>
+    </w:p>
+    <w:p>
+      <w:r>
+        <w:t xml:space="preserve">SLU Artdatabanken, 2021. </w:t>
+      </w:r>
+      <w:r>
+        <w:rPr>
+          <w:i/>
+        </w:rPr>
+        <w:t xml:space="preserve">Artfaktablad. Naturvård – artfakta. </w:t>
+      </w:r>
+      <w:r>
+        <w:t>SLU Artdatabanken, Uppsala</w:t>
+      </w:r>
+    </w:p>
+    <w:p>
+      <w:pPr>
+        <w:pStyle w:val="Heading1"/>
+      </w:pPr>
+      <w:r>
+        <w:t>Tretåig hackspett – ekologi samt krav på livsmiljön</w:t>
+      </w:r>
+    </w:p>
+    <w:p>
+      <w:r>
+        <w:t xml:space="preserve">Tretåig hackspett (NT) är fridlyst enligt §4 Artskyddsförordningen och finns med som prioriterad art i Skogsstyrelsen vägledning för skogsbruket (bilaga 4 till SVL). I vägledningen står bland annat att: </w:t>
+      </w:r>
+      <w:r>
+        <w:rPr>
+          <w:i/>
+        </w:rPr>
+        <w:t xml:space="preserve">“Tretåig hackspett har stora arealkrav och höga krav på sin livsmiljö. Omdaningen av naturskogar till kulturskogar medför en förlust av viktiga miljöer, något som förstärks av ökad fragmentering till följd av avverkningar.” </w:t>
+      </w:r>
+      <w:r>
+        <w:t xml:space="preserve">Vidare att: </w:t>
+      </w:r>
+      <w:r>
+        <w:rPr>
+          <w:i/>
+        </w:rPr>
+        <w:t>“Områden med dokumenterad permanent förekomst i naturskogsmiljöer har vanligen så stora naturvärden att skogsbruk är olämpligt”.</w:t>
+      </w:r>
+    </w:p>
+    <w:p>
+      <w:r>
+        <w:t>Tretåig hackspett är beroende av större sammanhängande naturskogar med kontinuerlig tillgång och nybildning av död ved och fragmentering av livsmiljöerna utgör ett stort hot mot arten (se exempelvis Stachura-Skierczynska et al., 2009; Wesolowski et al., 2005; Butler et al., 2004; Pakkala et al., 2002; Amcoff et al., 1996; Virkkala, 1991). Det finns studier som visar att naturskogens självgallringsprocess som den tretåiga hackspetten är beroende av, inte kan ersättas med efterlämnad hänsyn i skogsbruket (Imbeau &amp; Desrochers, 2002).</w:t>
+      </w:r>
+    </w:p>
+    <w:p>
+      <w:r>
+        <w:t>Permanenta revir av tretåig hackspett karaktäriseras ofta av artens typiska ringformigt ordnade hackmärken på framför allt gamla granar. För att säkerställa att inte revir av tretåig hackspett drabbas av avverkningsplanerna bör en inventering göras i området både under häckningstid och under vintern, då arten utnyttjar betydligt större områden än under sommarens häckningsrevir. Storleken på häckningsreviret varierar med skogstypen, förekomsten av död ved och graden av fragmentering, men är i allmänhet i storleksordningen 25–100 hektar.</w:t>
+      </w:r>
+    </w:p>
+    <w:p>
+      <w:r>
+        <w:t>Förutom fridlysning enligt §4 Artskyddsförordningen är tretåig hackspett även förtecknad i EU:s fågeldirektiv bilaga 1. Den ingår också i Natura 2000 och är förtecknad i Bernkonventionen bilaga II (strikt skyddade djurarter).</w:t>
+      </w:r>
+    </w:p>
+    <w:p>
+      <w:pPr>
+        <w:pStyle w:val="Heading2"/>
+      </w:pPr>
+      <w:r>
+        <w:t>Referenser – tretåig hackspett</w:t>
+      </w:r>
+    </w:p>
+    <w:p>
+      <w:r>
+        <w:t xml:space="preserve">Amcoff, M. &amp; Eriksson, P. 1996. </w:t>
+      </w:r>
+      <w:r>
+        <w:rPr>
+          <w:i/>
+        </w:rPr>
+        <w:t xml:space="preserve">Förekomst av tretåig hackspett Picoides tridactylus på bestånds- och landskapsnivå. </w:t>
+      </w:r>
+      <w:r>
+        <w:t>Ornis Svecica 6: 107–119</w:t>
+      </w:r>
+    </w:p>
+    <w:p>
+      <w:r>
+        <w:t xml:space="preserve">Butler, R., Angelstam, P., Ekelund, P. &amp; Schlaeffer, R. 2004. </w:t>
+      </w:r>
+      <w:r>
+        <w:rPr>
+          <w:i/>
+        </w:rPr>
+        <w:t xml:space="preserve">Dead wood threshold values for the three-toed woodpecker presence in boreal and sub-Alpine forest. </w:t>
+      </w:r>
+      <w:r>
+        <w:t>Biological conservation 119(3): 305–318</w:t>
+      </w:r>
+    </w:p>
+    <w:p>
+      <w:r>
+        <w:t xml:space="preserve">Imbeau, L. &amp; Desrochers, A. 2002. </w:t>
+      </w:r>
+      <w:r>
+        <w:rPr>
+          <w:i/>
+        </w:rPr>
+        <w:t xml:space="preserve">Foraging Ecology and Use of Drumming Trees by Three-Toed Woodpeckers. </w:t>
+      </w:r>
+      <w:r>
+        <w:t>The Journal of Wildlife Management. Vol. 66, No. 1 (Jan., 2002), pp. 222–231.</w:t>
+      </w:r>
+    </w:p>
+    <w:p>
+      <w:r>
+        <w:t xml:space="preserve">Pakkala, T., Hanski, I. &amp; Tomppo, E. 2002. </w:t>
+      </w:r>
+      <w:r>
+        <w:rPr>
+          <w:i/>
+        </w:rPr>
+        <w:t xml:space="preserve">Spatial ecology of the three-toed woodpecker in managed forest landscapes. </w:t>
+      </w:r>
+      <w:r>
+        <w:t>Silva Fennica 36(1): 279–288.</w:t>
+      </w:r>
+    </w:p>
+    <w:p>
+      <w:r>
+        <w:t xml:space="preserve">Skogsstyrelsen, 2016. </w:t>
+      </w:r>
+      <w:r>
+        <w:rPr>
+          <w:i/>
+        </w:rPr>
+        <w:t xml:space="preserve">Vägledning för hänsyn till fåglar – Tretåig hackspett. </w:t>
+      </w:r>
+      <w:r>
+        <w:t>www.skogsstyrelsen.se</w:t>
+      </w:r>
+    </w:p>
+    <w:p>
+      <w:r>
+        <w:t xml:space="preserve">Stachura-Skierczynska, K., Tumiel, T. &amp; Skierczynski, M. 2009. </w:t>
+      </w:r>
+      <w:r>
+        <w:rPr>
+          <w:i/>
+        </w:rPr>
+        <w:t xml:space="preserve">Habitat prediction model for three-toed woodpecker and its implications for the conservation of biologically valuable forests. </w:t>
+      </w:r>
+      <w:r>
+        <w:t>Forest Ecology and Management 258(5): 697–703.</w:t>
+      </w:r>
+    </w:p>
+    <w:p>
+      <w:r>
+        <w:t xml:space="preserve">Virkkala, R. 1991. </w:t>
+      </w:r>
+      <w:r>
+        <w:rPr>
+          <w:i/>
+        </w:rPr>
+        <w:t xml:space="preserve">Population trends of forest birds in a Finnish Lapland landscape of large habitat blocks – Consequences of stochastic environmental variation or regional habitat alteration. </w:t>
+      </w:r>
+      <w:r>
+        <w:t>Biological conservation 56(2): 223–240</w:t>
+      </w:r>
+    </w:p>
+    <w:p>
+      <w:r>
+        <w:t xml:space="preserve">Wesolowski, T., Czeszczewik, D. &amp; Rowinski, P. 2005. </w:t>
+      </w:r>
+      <w:r>
+        <w:rPr>
+          <w:i/>
+        </w:rPr>
+        <w:t xml:space="preserve">Effects of forest management on Three-toed Woodpecker Picoides tridactylus distribution in the Bialowieza Forest (NE Poland): conservation implications. </w:t>
+      </w:r>
+      <w:r>
+        <w:t>Acta Ornithologica 40(1): 53–60.</w:t>
       </w:r>
     </w:p>
     <w:sectPr>
@@ -1225,7 +1715,7 @@
     <w:r>
       <w:tab/>
       <w:tab/>
-      <w:t>2025-08-30</w:t>
+      <w:t>2025-08-31</w:t>
       <w:br/>
       <w:br/>
     </w:r>

--- a/klagomål/A 32240-2025 FSC-klagomål.docx
+++ b/klagomål/A 32240-2025 FSC-klagomål.docx
@@ -191,7 +191,7 @@
     </w:p>
     <w:p>
       <w:r>
-        <w:t>I avverkningsanmälan har följande 25 naturvårdsarter hittats: knärot (VU, §8), blå taggsvamp (NT), garnlav (NT), grantaggsvamp (NT), järpe (NT, §4), kolflarnlav (NT), lunglav (NT), mörk kolflarnlav (NT), orange taggsvamp (NT), skogshare (NT), skrovellav (NT), talltita (NT, §4), tretåig hackspett (NT, §4), bårdlav (S), dropptaggsvamp (S), grönpyrola (S), luddlav (S), norrlandslav (S), nästlav (S), plattlummer (S, §9), stuplav (S), lavskrika (§4), fläcknycklar (§8), nattviol (§8) och revlummer (§9). Av dessa är 13 rödlistade. För rödlistade arter har rödlistekategorin angivits inom parentes. Arter som är signalarter enligt Skogsstyrelsen har markerats med (S). För fridlysta arter anges även paragrafen i Artskyddsförordningen som arten är fridlyst enligt.</w:t>
+        <w:t>I avverkningsanmälan har följande 26 naturvårdsarter hittats: knärot (VU, §8), blå taggsvamp (NT), garnlav (NT), grantaggsvamp (NT), järpe (NT, §4), kolflarnlav (NT), lunglav (NT), mörk kolflarnlav (NT), orange taggsvamp (NT), skogshare (NT), skrovellav (NT), spillkråka (NT, §4), talltita (NT, §4), tretåig hackspett (NT, §4), bårdlav (S), dropptaggsvamp (S), grönpyrola (S), luddlav (S), norrlandslav (S), nästlav (S), plattlummer (S, §9), stuplav (S), lavskrika (§4), fläcknycklar (§8), nattviol (§8) och revlummer (§9). Av dessa är 14 rödlistade. För rödlistade arter har rödlistekategorin angivits inom parentes. Arter som är signalarter enligt Skogsstyrelsen har markerats med (S). För fridlysta arter anges även paragrafen i Artskyddsförordningen som arten är fridlyst enligt.</w:t>
       </w:r>
     </w:p>
     <w:p>
@@ -402,7 +402,7 @@
     </w:p>
     <w:p>
       <w:r>
-        <w:t>Följande fridlysta arter har sina livsmiljöer och växtplatser i den avverkningsanmälda skogen: knärot (VU, §8), järpe (NT, §4), talltita (NT, §4), tretåig hackspett (NT, §4), plattlummer (S, §9), lavskrika (§4), fläcknycklar (§8), nattviol (§8) och revlummer (§9).</w:t>
+        <w:t>Följande fridlysta arter har sina livsmiljöer och växtplatser i den avverkningsanmälda skogen: knärot (VU, §8), järpe (NT, §4), spillkråka (NT, §4), talltita (NT, §4), tretåig hackspett (NT, §4), plattlummer (S, §9), lavskrika (§4), fläcknycklar (§8), nattviol (§8) och revlummer (§9).</w:t>
       </w:r>
     </w:p>
     <w:p>
@@ -443,7 +443,7 @@
     </w:p>
     <w:p>
       <w:r>
-        <w:t>I det avverkningsanmälda området finns 39 fyndplatser för knärot registrerade på Artportalen. Figur 2 visar gränserna för buffertzoner på 50 m, som behöver lämnas kring fyndplatserna för att knärotslokalerna inte ska försvinna vid en avverkning. Av det avverkningsanmälda området överlappar 10.56 ha med buffertzonerna och får av detta skäl inte avverkas.</w:t>
+        <w:t>I det avverkningsanmälda området finns 51 fyndplatser för knärot registrerade på Artportalen. Figur 2 visar gränserna för buffertzoner på 50 m, som behöver lämnas kring fyndplatserna för att knärotslokalerna inte ska försvinna vid en avverkning. Av det avverkningsanmälda området överlappar 14.50 ha med buffertzonerna och får av detta skäl inte avverkas.</w:t>
       </w:r>
     </w:p>
     <w:p>
@@ -514,6 +514,17 @@
         <w:rPr>
           <w:b/>
         </w:rPr>
+        <w:t>Spillkråka (NT, §4)</w:t>
+      </w:r>
+      <w:r>
+        <w:t xml:space="preserve"> är rödlistad som nära hotad och ingår i bilaga 1 i EU:s fågeldirektiv. Den minskar i population på grund av minskad tillgång på lämpliga bo- och födoträd och minskad födotillgång. Spillkråkans minskningstakt har uppgått till 19 (24–10) % under de senaste 15 åren. Minskningstakten för den svenska populationen bedöms vara nära gränsvärdet för Sårbar (VU) (A2bc). Skogsbruk med korta omloppstider och täta, homogena ungskogar utgör det största hotet, (SLU Artdatabanken, 2023).</w:t>
+      </w:r>
+    </w:p>
+    <w:p>
+      <w:r>
+        <w:rPr>
+          <w:b/>
+        </w:rPr>
         <w:t>Talltita (NT, §4)</w:t>
       </w:r>
       <w:r>
@@ -650,7 +661,7 @@
         <w:rPr>
           <w:i/>
         </w:rPr>
-        <w:t>I det avverkningsanmälda skogsområdet har 21 rödlistade arter och signalarter påträffats. Detta ska jämföras med Skogsstyrelsens uppföljning 2017 av nyckelbiotoper som visade att man i genomsnitt hittar 20,6 olika rödlistade arter och signalarter i en nyckelbiotop (Wijk, S. 2017. Biologisk mångfald i nyckelbiotoper – Resultat från inventeringen “Uppföljning biologisk mångfald” 2009–2015. Rapport 4/2017 Skogsstyrelsen, Jönköping).</w:t>
+        <w:t>I det avverkningsanmälda skogsområdet har 22 rödlistade arter och signalarter påträffats. Detta ska jämföras med Skogsstyrelsens uppföljning 2017 av nyckelbiotoper som visade att man i genomsnitt hittar 20,6 olika rödlistade arter och signalarter i en nyckelbiotop (Wijk, S. 2017. Biologisk mångfald i nyckelbiotoper – Resultat från inventeringen “Uppföljning biologisk mångfald” 2009–2015. Rapport 4/2017 Skogsstyrelsen, Jönköping).</w:t>
       </w:r>
     </w:p>
     <w:p>
@@ -679,7 +690,7 @@
         <w:rPr>
           <w:i/>
         </w:rPr>
-        <w:t>I det avverkningsanmälda skogsområdet har 25 naturvårdsarter varav 13 rödlistade arter sina livsmiljöer och växtplatser.</w:t>
+        <w:t>I det avverkningsanmälda skogsområdet har 26 naturvårdsarter varav 14 rödlistade arter sina livsmiljöer och växtplatser.</w:t>
       </w:r>
     </w:p>
     <w:p>
@@ -1302,6 +1313,46 @@
       </w:r>
       <w:r>
         <w:t>https://www.slu.se/artdatabanken/arter-och-natur/artiklar/over-20-nya-lavparasiter-for-sverige/</w:t>
+      </w:r>
+    </w:p>
+    <w:p>
+      <w:pPr>
+        <w:pStyle w:val="Heading1"/>
+      </w:pPr>
+      <w:r>
+        <w:t>Spillkråka – ekologi samt krav på livsmiljön</w:t>
+      </w:r>
+    </w:p>
+    <w:p>
+      <w:r>
+        <w:t>Spillkråka (NT) är rödlistad som nära hotad, fridlyst enligt §4 Artskyddsförordningen och ingår i bilaga 1 i EU:s fågeldirektiv. Spillkråka lever i både barr- och blandskog liksom i ren lövskog. De tätaste populationerna tenderar att finnas i äldre, variationsrik blandskog med gott om död ved och gamla träd.</w:t>
+      </w:r>
+    </w:p>
+    <w:p>
+      <w:r>
+        <w:t>Varje par utnyttjar 400–1000 hektar skog beroende på skogens kvalitet. En minskning av populationen pågår på grund av minskad tillgång på lämpliga bo- och födoträd och minskad födotillgång. Spillkråkans minskningstakt har uppgått till 19 (24–10) % under de senaste 15 åren. Minskningstakten för den svenska populationen bedöms vara nära gränsvärdet för Sårbar (VU) (A2bc). Skogsbruk med korta omloppstider och täta, homogena ungskogar utgör det största hotet (Artdatabanken 2023).</w:t>
+      </w:r>
+    </w:p>
+    <w:p>
+      <w:pPr>
+        <w:pStyle w:val="Heading2"/>
+      </w:pPr>
+      <w:r>
+        <w:t>Referenser – spillkråka</w:t>
+      </w:r>
+    </w:p>
+    <w:p>
+      <w:r>
+        <w:t xml:space="preserve">SLU Artdatabanken, 2021. </w:t>
+      </w:r>
+      <w:r>
+        <w:rPr>
+          <w:i/>
+        </w:rPr>
+        <w:t xml:space="preserve">Artfaktablad. Naturvård – artfakta. </w:t>
+      </w:r>
+      <w:r>
+        <w:t>SLU Artdatabanken, Uppsala</w:t>
       </w:r>
     </w:p>
     <w:p>
@@ -1715,7 +1766,7 @@
     <w:r>
       <w:tab/>
       <w:tab/>
-      <w:t>2025-08-31</w:t>
+      <w:t>2025-09-01</w:t>
       <w:br/>
       <w:br/>
     </w:r>

--- a/klagomål/A 32240-2025 FSC-klagomål.docx
+++ b/klagomål/A 32240-2025 FSC-klagomål.docx
@@ -1766,7 +1766,7 @@
     <w:r>
       <w:tab/>
       <w:tab/>
-      <w:t>2025-09-01</w:t>
+      <w:t>2025-09-04</w:t>
       <w:br/>
       <w:br/>
     </w:r>

--- a/klagomål/A 32240-2025 FSC-klagomål.docx
+++ b/klagomål/A 32240-2025 FSC-klagomål.docx
@@ -1766,7 +1766,7 @@
     <w:r>
       <w:tab/>
       <w:tab/>
-      <w:t>2025-09-04</w:t>
+      <w:t>2025-09-05</w:t>
       <w:br/>
       <w:br/>
     </w:r>

--- a/klagomål/A 32240-2025 FSC-klagomål.docx
+++ b/klagomål/A 32240-2025 FSC-klagomål.docx
@@ -1766,7 +1766,7 @@
     <w:r>
       <w:tab/>
       <w:tab/>
-      <w:t>2025-09-05</w:t>
+      <w:t>2025-09-07</w:t>
       <w:br/>
       <w:br/>
     </w:r>

--- a/klagomål/A 32240-2025 FSC-klagomål.docx
+++ b/klagomål/A 32240-2025 FSC-klagomål.docx
@@ -1766,7 +1766,7 @@
     <w:r>
       <w:tab/>
       <w:tab/>
-      <w:t>2025-09-07</w:t>
+      <w:t>2025-09-08</w:t>
       <w:br/>
       <w:br/>
     </w:r>

--- a/klagomål/A 32240-2025 FSC-klagomål.docx
+++ b/klagomål/A 32240-2025 FSC-klagomål.docx
@@ -1766,7 +1766,7 @@
     <w:r>
       <w:tab/>
       <w:tab/>
-      <w:t>2025-09-08</w:t>
+      <w:t>2025-09-10</w:t>
       <w:br/>
       <w:br/>
     </w:r>

--- a/klagomål/A 32240-2025 FSC-klagomål.docx
+++ b/klagomål/A 32240-2025 FSC-klagomål.docx
@@ -1766,7 +1766,7 @@
     <w:r>
       <w:tab/>
       <w:tab/>
-      <w:t>2025-09-10</w:t>
+      <w:t>2025-09-11</w:t>
       <w:br/>
       <w:br/>
     </w:r>

--- a/klagomål/A 32240-2025 FSC-klagomål.docx
+++ b/klagomål/A 32240-2025 FSC-klagomål.docx
@@ -1766,7 +1766,7 @@
     <w:r>
       <w:tab/>
       <w:tab/>
-      <w:t>2025-09-11</w:t>
+      <w:t>2025-09-12</w:t>
       <w:br/>
       <w:br/>
     </w:r>

--- a/klagomål/A 32240-2025 FSC-klagomål.docx
+++ b/klagomål/A 32240-2025 FSC-klagomål.docx
@@ -1766,7 +1766,7 @@
     <w:r>
       <w:tab/>
       <w:tab/>
-      <w:t>2025-09-12</w:t>
+      <w:t>2025-09-13</w:t>
       <w:br/>
       <w:br/>
     </w:r>

--- a/klagomål/A 32240-2025 FSC-klagomål.docx
+++ b/klagomål/A 32240-2025 FSC-klagomål.docx
@@ -1766,7 +1766,7 @@
     <w:r>
       <w:tab/>
       <w:tab/>
-      <w:t>2025-09-13</w:t>
+      <w:t>2025-09-14</w:t>
       <w:br/>
       <w:br/>
     </w:r>

--- a/klagomål/A 32240-2025 FSC-klagomål.docx
+++ b/klagomål/A 32240-2025 FSC-klagomål.docx
@@ -438,7 +438,25 @@
         <w:t>Knärot (VU, §8)</w:t>
       </w:r>
       <w:r>
-        <w:t xml:space="preserve"> är rödlistad som sårbar och fridlyst enligt 8§ artskyddsförordningen. En nyligen genomförd analys av 79 floraväktarlokaler indikerar att det behövs någonstans mellan 100 och 150 meters skyddszon för att en knärotspopulation inte ska dö ut på lång sikt (Sebestyén &amp; Sundberg, 2025). Detta ligger väl i linje med tidigare genomförda studier som visar att det krävs väl tilltagna buffertzoner för att knäroten inte ska ta skada av skogsbruksåtgärder i intilliggande skog (Johnson, 2014; Koelmeijer m.fl., 2022; Skogsstyrelsen, 2022). Arten är även känslig för gallring vilket framgår av Skogsstyrelsens egen vägledning för hänsyn till knärot (Skogsstyrelsen, 2022). För rika förekomster av knärot är reservatsbildning eller biotopskydd lämpliga åtgärder för att skydda den (SLU Artdatabanken, 2024).</w:t>
+        <w:t xml:space="preserve"> är rödlistad som sårbar och fridlyst enligt 8§ artskyddsförordningen. En nyligen genomförd analys av 79 floraväktarlokaler indikerar att det behövs någonstans mellan 100 och 150 meters skyddszon för att en knärotspopulation inte ska dö ut på lång sikt (Sebestyén &amp; Sundberg, 2025). Detta ligger väl i linje med tidigare genomförda studier som visar att det krävs väl tilltagna buffertzoner för att knäroten inte ska ta skada av skogsbruksåtgärder i intilliggande skog (Johnson, 2014; Koelmeijer m.fl., 2022; Skogsstyrelsen, 2022). Arten är även känslig för gallring vilket framgår av Skogsstyrelsens egen vägledning för hänsyn till knärot (Skogsstyrelsen, 2022). För rika förekomster av knärot är reservatsbildning eller biotopskydd lämpliga åtgärder för att skydda den. På knärot kan den sällsynta rostsvampen </w:t>
+      </w:r>
+      <w:r>
+        <w:rPr>
+          <w:i/>
+        </w:rPr>
+        <w:t>Pucciniastrum goodyerae</w:t>
+      </w:r>
+      <w:r>
+        <w:t xml:space="preserve"> påträffas. </w:t>
+      </w:r>
+      <w:r>
+        <w:rPr>
+          <w:i/>
+        </w:rPr>
+        <w:t>Pucciniastrum goodyerae</w:t>
+      </w:r>
+      <w:r>
+        <w:t xml:space="preserve"> är klassad som NE (ej bedömd) i rödlistan(SLU Artdatabanken, 2024).</w:t>
       </w:r>
     </w:p>
     <w:p>
@@ -1766,7 +1784,7 @@
     <w:r>
       <w:tab/>
       <w:tab/>
-      <w:t>2025-09-14</w:t>
+      <w:t>2025-09-15</w:t>
       <w:br/>
       <w:br/>
     </w:r>

--- a/klagomål/A 32240-2025 FSC-klagomål.docx
+++ b/klagomål/A 32240-2025 FSC-klagomål.docx
@@ -1784,7 +1784,7 @@
     <w:r>
       <w:tab/>
       <w:tab/>
-      <w:t>2025-09-15</w:t>
+      <w:t>2025-09-16</w:t>
       <w:br/>
       <w:br/>
     </w:r>

--- a/klagomål/A 32240-2025 FSC-klagomål.docx
+++ b/klagomål/A 32240-2025 FSC-klagomål.docx
@@ -1784,7 +1784,7 @@
     <w:r>
       <w:tab/>
       <w:tab/>
-      <w:t>2025-09-16</w:t>
+      <w:t>2025-09-17</w:t>
       <w:br/>
       <w:br/>
     </w:r>

--- a/klagomål/A 32240-2025 FSC-klagomål.docx
+++ b/klagomål/A 32240-2025 FSC-klagomål.docx
@@ -1784,7 +1784,7 @@
     <w:r>
       <w:tab/>
       <w:tab/>
-      <w:t>2025-09-17</w:t>
+      <w:t>2025-09-18</w:t>
       <w:br/>
       <w:br/>
     </w:r>

--- a/klagomål/A 32240-2025 FSC-klagomål.docx
+++ b/klagomål/A 32240-2025 FSC-klagomål.docx
@@ -1784,7 +1784,7 @@
     <w:r>
       <w:tab/>
       <w:tab/>
-      <w:t>2025-09-18</w:t>
+      <w:t>2025-09-22</w:t>
       <w:br/>
       <w:br/>
     </w:r>

--- a/klagomål/A 32240-2025 FSC-klagomål.docx
+++ b/klagomål/A 32240-2025 FSC-klagomål.docx
@@ -1784,7 +1784,7 @@
     <w:r>
       <w:tab/>
       <w:tab/>
-      <w:t>2025-09-22</w:t>
+      <w:t>2025-09-23</w:t>
       <w:br/>
       <w:br/>
     </w:r>

--- a/klagomål/A 32240-2025 FSC-klagomål.docx
+++ b/klagomål/A 32240-2025 FSC-klagomål.docx
@@ -1784,7 +1784,7 @@
     <w:r>
       <w:tab/>
       <w:tab/>
-      <w:t>2025-09-23</w:t>
+      <w:t>2025-09-24</w:t>
       <w:br/>
       <w:br/>
     </w:r>

--- a/klagomål/A 32240-2025 FSC-klagomål.docx
+++ b/klagomål/A 32240-2025 FSC-klagomål.docx
@@ -1784,7 +1784,7 @@
     <w:r>
       <w:tab/>
       <w:tab/>
-      <w:t>2025-09-24</w:t>
+      <w:t>2025-09-25</w:t>
       <w:br/>
       <w:br/>
     </w:r>

--- a/klagomål/A 32240-2025 FSC-klagomål.docx
+++ b/klagomål/A 32240-2025 FSC-klagomål.docx
@@ -1784,7 +1784,7 @@
     <w:r>
       <w:tab/>
       <w:tab/>
-      <w:t>2025-09-25</w:t>
+      <w:t>2025-09-26</w:t>
       <w:br/>
       <w:br/>
     </w:r>

--- a/klagomål/A 32240-2025 FSC-klagomål.docx
+++ b/klagomål/A 32240-2025 FSC-klagomål.docx
@@ -1784,7 +1784,7 @@
     <w:r>
       <w:tab/>
       <w:tab/>
-      <w:t>2025-09-26</w:t>
+      <w:t>2025-09-27</w:t>
       <w:br/>
       <w:br/>
     </w:r>

--- a/klagomål/A 32240-2025 FSC-klagomål.docx
+++ b/klagomål/A 32240-2025 FSC-klagomål.docx
@@ -1784,7 +1784,7 @@
     <w:r>
       <w:tab/>
       <w:tab/>
-      <w:t>2025-09-27</w:t>
+      <w:t>2025-09-28</w:t>
       <w:br/>
       <w:br/>
     </w:r>

--- a/klagomål/A 32240-2025 FSC-klagomål.docx
+++ b/klagomål/A 32240-2025 FSC-klagomål.docx
@@ -1784,7 +1784,7 @@
     <w:r>
       <w:tab/>
       <w:tab/>
-      <w:t>2025-09-28</w:t>
+      <w:t>2025-09-29</w:t>
       <w:br/>
       <w:br/>
     </w:r>

--- a/klagomål/A 32240-2025 FSC-klagomål.docx
+++ b/klagomål/A 32240-2025 FSC-klagomål.docx
@@ -1784,7 +1784,7 @@
     <w:r>
       <w:tab/>
       <w:tab/>
-      <w:t>2025-09-29</w:t>
+      <w:t>2025-09-30</w:t>
       <w:br/>
       <w:br/>
     </w:r>

--- a/klagomål/A 32240-2025 FSC-klagomål.docx
+++ b/klagomål/A 32240-2025 FSC-klagomål.docx
@@ -1784,7 +1784,7 @@
     <w:r>
       <w:tab/>
       <w:tab/>
-      <w:t>2025-09-30</w:t>
+      <w:t>2025-10-01</w:t>
       <w:br/>
       <w:br/>
     </w:r>

--- a/klagomål/A 32240-2025 FSC-klagomål.docx
+++ b/klagomål/A 32240-2025 FSC-klagomål.docx
@@ -1784,7 +1784,7 @@
     <w:r>
       <w:tab/>
       <w:tab/>
-      <w:t>2025-10-01</w:t>
+      <w:t>2025-10-02</w:t>
       <w:br/>
       <w:br/>
     </w:r>

--- a/klagomål/A 32240-2025 FSC-klagomål.docx
+++ b/klagomål/A 32240-2025 FSC-klagomål.docx
@@ -1784,7 +1784,7 @@
     <w:r>
       <w:tab/>
       <w:tab/>
-      <w:t>2025-10-02</w:t>
+      <w:t>2025-10-03</w:t>
       <w:br/>
       <w:br/>
     </w:r>

--- a/klagomål/A 32240-2025 FSC-klagomål.docx
+++ b/klagomål/A 32240-2025 FSC-klagomål.docx
@@ -1784,7 +1784,7 @@
     <w:r>
       <w:tab/>
       <w:tab/>
-      <w:t>2025-10-03</w:t>
+      <w:t>2025-10-04</w:t>
       <w:br/>
       <w:br/>
     </w:r>

--- a/klagomål/A 32240-2025 FSC-klagomål.docx
+++ b/klagomål/A 32240-2025 FSC-klagomål.docx
@@ -1784,7 +1784,7 @@
     <w:r>
       <w:tab/>
       <w:tab/>
-      <w:t>2025-10-04</w:t>
+      <w:t>2025-10-05</w:t>
       <w:br/>
       <w:br/>
     </w:r>

--- a/klagomål/A 32240-2025 FSC-klagomål.docx
+++ b/klagomål/A 32240-2025 FSC-klagomål.docx
@@ -1784,7 +1784,7 @@
     <w:r>
       <w:tab/>
       <w:tab/>
-      <w:t>2025-10-05</w:t>
+      <w:t>2025-10-06</w:t>
       <w:br/>
       <w:br/>
     </w:r>

--- a/klagomål/A 32240-2025 FSC-klagomål.docx
+++ b/klagomål/A 32240-2025 FSC-klagomål.docx
@@ -1784,7 +1784,7 @@
     <w:r>
       <w:tab/>
       <w:tab/>
-      <w:t>2025-10-06</w:t>
+      <w:t>2025-10-07</w:t>
       <w:br/>
       <w:br/>
     </w:r>

--- a/klagomål/A 32240-2025 FSC-klagomål.docx
+++ b/klagomål/A 32240-2025 FSC-klagomål.docx
@@ -1784,7 +1784,7 @@
     <w:r>
       <w:tab/>
       <w:tab/>
-      <w:t>2025-10-07</w:t>
+      <w:t>2025-10-08</w:t>
       <w:br/>
       <w:br/>
     </w:r>

--- a/klagomål/A 32240-2025 FSC-klagomål.docx
+++ b/klagomål/A 32240-2025 FSC-klagomål.docx
@@ -1784,7 +1784,7 @@
     <w:r>
       <w:tab/>
       <w:tab/>
-      <w:t>2025-10-08</w:t>
+      <w:t>2025-10-09</w:t>
       <w:br/>
       <w:br/>
     </w:r>

--- a/klagomål/A 32240-2025 FSC-klagomål.docx
+++ b/klagomål/A 32240-2025 FSC-klagomål.docx
@@ -1784,7 +1784,7 @@
     <w:r>
       <w:tab/>
       <w:tab/>
-      <w:t>2025-10-09</w:t>
+      <w:t>2025-10-10</w:t>
       <w:br/>
       <w:br/>
     </w:r>

--- a/klagomål/A 32240-2025 FSC-klagomål.docx
+++ b/klagomål/A 32240-2025 FSC-klagomål.docx
@@ -1784,7 +1784,7 @@
     <w:r>
       <w:tab/>
       <w:tab/>
-      <w:t>2025-10-10</w:t>
+      <w:t>2025-10-11</w:t>
       <w:br/>
       <w:br/>
     </w:r>

--- a/klagomål/A 32240-2025 FSC-klagomål.docx
+++ b/klagomål/A 32240-2025 FSC-klagomål.docx
@@ -1784,7 +1784,7 @@
     <w:r>
       <w:tab/>
       <w:tab/>
-      <w:t>2025-10-16</w:t>
+      <w:t>2025-10-17</w:t>
       <w:br/>
       <w:br/>
     </w:r>

--- a/klagomål/A 32240-2025 FSC-klagomål.docx
+++ b/klagomål/A 32240-2025 FSC-klagomål.docx
@@ -1784,7 +1784,7 @@
     <w:r>
       <w:tab/>
       <w:tab/>
-      <w:t>2025-10-17</w:t>
+      <w:t>2025-10-18</w:t>
       <w:br/>
       <w:br/>
     </w:r>

--- a/klagomål/A 32240-2025 FSC-klagomål.docx
+++ b/klagomål/A 32240-2025 FSC-klagomål.docx
@@ -1784,7 +1784,7 @@
     <w:r>
       <w:tab/>
       <w:tab/>
-      <w:t>2025-10-18</w:t>
+      <w:t>2025-10-19</w:t>
       <w:br/>
       <w:br/>
     </w:r>

--- a/klagomål/A 32240-2025 FSC-klagomål.docx
+++ b/klagomål/A 32240-2025 FSC-klagomål.docx
@@ -1784,7 +1784,7 @@
     <w:r>
       <w:tab/>
       <w:tab/>
-      <w:t>2025-10-19</w:t>
+      <w:t>2025-10-20</w:t>
       <w:br/>
       <w:br/>
     </w:r>

--- a/klagomål/A 32240-2025 FSC-klagomål.docx
+++ b/klagomål/A 32240-2025 FSC-klagomål.docx
@@ -1784,7 +1784,7 @@
     <w:r>
       <w:tab/>
       <w:tab/>
-      <w:t>2025-10-20</w:t>
+      <w:t>2025-10-21</w:t>
       <w:br/>
       <w:br/>
     </w:r>

--- a/klagomål/A 32240-2025 FSC-klagomål.docx
+++ b/klagomål/A 32240-2025 FSC-klagomål.docx
@@ -456,7 +456,7 @@
         <w:t>Pucciniastrum goodyerae</w:t>
       </w:r>
       <w:r>
-        <w:t xml:space="preserve"> är klassad som NE (ej bedömd) i rödlistan(SLU Artdatabanken, 2024).</w:t>
+        <w:t xml:space="preserve"> är klassad som NE (ej bedömd) i rödlistan (SLU Artdatabanken, 2024).</w:t>
       </w:r>
     </w:p>
     <w:p>
@@ -1784,7 +1784,7 @@
     <w:r>
       <w:tab/>
       <w:tab/>
-      <w:t>2025-10-21</w:t>
+      <w:t>2025-10-22</w:t>
       <w:br/>
       <w:br/>
     </w:r>

--- a/klagomål/A 32240-2025 FSC-klagomål.docx
+++ b/klagomål/A 32240-2025 FSC-klagomål.docx
@@ -1784,7 +1784,7 @@
     <w:r>
       <w:tab/>
       <w:tab/>
-      <w:t>2025-10-22</w:t>
+      <w:t>2025-10-23</w:t>
       <w:br/>
       <w:br/>
     </w:r>

--- a/klagomål/A 32240-2025 FSC-klagomål.docx
+++ b/klagomål/A 32240-2025 FSC-klagomål.docx
@@ -1784,7 +1784,7 @@
     <w:r>
       <w:tab/>
       <w:tab/>
-      <w:t>2025-10-23</w:t>
+      <w:t>2025-10-24</w:t>
       <w:br/>
       <w:br/>
     </w:r>

--- a/klagomål/A 32240-2025 FSC-klagomål.docx
+++ b/klagomål/A 32240-2025 FSC-klagomål.docx
@@ -1784,7 +1784,7 @@
     <w:r>
       <w:tab/>
       <w:tab/>
-      <w:t>2025-10-24</w:t>
+      <w:t>2025-10-25</w:t>
       <w:br/>
       <w:br/>
     </w:r>

--- a/klagomål/A 32240-2025 FSC-klagomål.docx
+++ b/klagomål/A 32240-2025 FSC-klagomål.docx
@@ -1784,7 +1784,7 @@
     <w:r>
       <w:tab/>
       <w:tab/>
-      <w:t>2025-10-25</w:t>
+      <w:t>2025-10-26</w:t>
       <w:br/>
       <w:br/>
     </w:r>

--- a/klagomål/A 32240-2025 FSC-klagomål.docx
+++ b/klagomål/A 32240-2025 FSC-klagomål.docx
@@ -1784,7 +1784,7 @@
     <w:r>
       <w:tab/>
       <w:tab/>
-      <w:t>2025-10-26</w:t>
+      <w:t>2025-10-27</w:t>
       <w:br/>
       <w:br/>
     </w:r>

--- a/klagomål/A 32240-2025 FSC-klagomål.docx
+++ b/klagomål/A 32240-2025 FSC-klagomål.docx
@@ -1784,7 +1784,7 @@
     <w:r>
       <w:tab/>
       <w:tab/>
-      <w:t>2025-10-27</w:t>
+      <w:t>2025-10-28</w:t>
       <w:br/>
       <w:br/>
     </w:r>

--- a/klagomål/A 32240-2025 FSC-klagomål.docx
+++ b/klagomål/A 32240-2025 FSC-klagomål.docx
@@ -1784,7 +1784,7 @@
     <w:r>
       <w:tab/>
       <w:tab/>
-      <w:t>2025-10-28</w:t>
+      <w:t>2025-10-29</w:t>
       <w:br/>
       <w:br/>
     </w:r>

--- a/klagomål/A 32240-2025 FSC-klagomål.docx
+++ b/klagomål/A 32240-2025 FSC-klagomål.docx
@@ -1784,7 +1784,7 @@
     <w:r>
       <w:tab/>
       <w:tab/>
-      <w:t>2025-10-29</w:t>
+      <w:t>2025-10-30</w:t>
       <w:br/>
       <w:br/>
     </w:r>

--- a/klagomål/A 32240-2025 FSC-klagomål.docx
+++ b/klagomål/A 32240-2025 FSC-klagomål.docx
@@ -1784,7 +1784,7 @@
     <w:r>
       <w:tab/>
       <w:tab/>
-      <w:t>2025-10-30</w:t>
+      <w:t>2025-10-31</w:t>
       <w:br/>
       <w:br/>
     </w:r>

--- a/klagomål/A 32240-2025 FSC-klagomål.docx
+++ b/klagomål/A 32240-2025 FSC-klagomål.docx
@@ -1784,7 +1784,7 @@
     <w:r>
       <w:tab/>
       <w:tab/>
-      <w:t>2025-10-31</w:t>
+      <w:t>2025-11-01</w:t>
       <w:br/>
       <w:br/>
     </w:r>

--- a/klagomål/A 32240-2025 FSC-klagomål.docx
+++ b/klagomål/A 32240-2025 FSC-klagomål.docx
@@ -1784,7 +1784,7 @@
     <w:r>
       <w:tab/>
       <w:tab/>
-      <w:t>2025-11-01</w:t>
+      <w:t>2025-11-02</w:t>
       <w:br/>
       <w:br/>
     </w:r>

--- a/klagomål/A 32240-2025 FSC-klagomål.docx
+++ b/klagomål/A 32240-2025 FSC-klagomål.docx
@@ -1784,7 +1784,7 @@
     <w:r>
       <w:tab/>
       <w:tab/>
-      <w:t>2025-11-02</w:t>
+      <w:t>2025-11-03</w:t>
       <w:br/>
       <w:br/>
     </w:r>

--- a/klagomål/A 32240-2025 FSC-klagomål.docx
+++ b/klagomål/A 32240-2025 FSC-klagomål.docx
@@ -1784,7 +1784,7 @@
     <w:r>
       <w:tab/>
       <w:tab/>
-      <w:t>2025-11-03</w:t>
+      <w:t>2025-11-04</w:t>
       <w:br/>
       <w:br/>
     </w:r>

--- a/klagomål/A 32240-2025 FSC-klagomål.docx
+++ b/klagomål/A 32240-2025 FSC-klagomål.docx
@@ -1784,7 +1784,7 @@
     <w:r>
       <w:tab/>
       <w:tab/>
-      <w:t>2025-11-04</w:t>
+      <w:t>2025-11-05</w:t>
       <w:br/>
       <w:br/>
     </w:r>

--- a/klagomål/A 32240-2025 FSC-klagomål.docx
+++ b/klagomål/A 32240-2025 FSC-klagomål.docx
@@ -1784,7 +1784,7 @@
     <w:r>
       <w:tab/>
       <w:tab/>
-      <w:t>2025-11-05</w:t>
+      <w:t>2025-11-06</w:t>
       <w:br/>
       <w:br/>
     </w:r>

--- a/klagomål/A 32240-2025 FSC-klagomål.docx
+++ b/klagomål/A 32240-2025 FSC-klagomål.docx
@@ -1784,7 +1784,7 @@
     <w:r>
       <w:tab/>
       <w:tab/>
-      <w:t>2025-11-06</w:t>
+      <w:t>2025-11-07</w:t>
       <w:br/>
       <w:br/>
     </w:r>

--- a/klagomål/A 32240-2025 FSC-klagomål.docx
+++ b/klagomål/A 32240-2025 FSC-klagomål.docx
@@ -1784,7 +1784,7 @@
     <w:r>
       <w:tab/>
       <w:tab/>
-      <w:t>2025-11-07</w:t>
+      <w:t>2025-11-08</w:t>
       <w:br/>
       <w:br/>
     </w:r>

--- a/klagomål/A 32240-2025 FSC-klagomål.docx
+++ b/klagomål/A 32240-2025 FSC-klagomål.docx
@@ -1784,7 +1784,7 @@
     <w:r>
       <w:tab/>
       <w:tab/>
-      <w:t>2025-11-08</w:t>
+      <w:t>2025-11-09</w:t>
       <w:br/>
       <w:br/>
     </w:r>

--- a/klagomål/A 32240-2025 FSC-klagomål.docx
+++ b/klagomål/A 32240-2025 FSC-klagomål.docx
@@ -1784,7 +1784,7 @@
     <w:r>
       <w:tab/>
       <w:tab/>
-      <w:t>2025-11-09</w:t>
+      <w:t>2025-11-10</w:t>
       <w:br/>
       <w:br/>
     </w:r>

--- a/klagomål/A 32240-2025 FSC-klagomål.docx
+++ b/klagomål/A 32240-2025 FSC-klagomål.docx
@@ -1784,7 +1784,7 @@
     <w:r>
       <w:tab/>
       <w:tab/>
-      <w:t>2025-11-10</w:t>
+      <w:t>2025-11-11</w:t>
       <w:br/>
       <w:br/>
     </w:r>

--- a/klagomål/A 32240-2025 FSC-klagomål.docx
+++ b/klagomål/A 32240-2025 FSC-klagomål.docx
@@ -1784,7 +1784,7 @@
     <w:r>
       <w:tab/>
       <w:tab/>
-      <w:t>2025-11-11</w:t>
+      <w:t>2025-11-12</w:t>
       <w:br/>
       <w:br/>
     </w:r>

--- a/klagomål/A 32240-2025 FSC-klagomål.docx
+++ b/klagomål/A 32240-2025 FSC-klagomål.docx
@@ -1784,7 +1784,7 @@
     <w:r>
       <w:tab/>
       <w:tab/>
-      <w:t>2025-11-12</w:t>
+      <w:t>2025-11-13</w:t>
       <w:br/>
       <w:br/>
     </w:r>
